--- a/各类表格/3.2 网络架构合规性检查/素材1：XX企业园区网拓扑图（含问题）.docx
+++ b/各类表格/3.2 网络架构合规性检查/素材1：XX企业园区网拓扑图（含问题）.docx
@@ -1,10 +1,10 @@
 
 <file path=word/document.xml><?xml version="1.0" encoding="utf-8"?>
-<w:document xmlns:wpc="http://schemas.microsoft.com/office/word/2010/wordprocessingCanvas" xmlns:cx="http://schemas.microsoft.com/office/drawing/2014/chartex" xmlns:cx1="http://schemas.microsoft.com/office/drawing/2015/9/8/chartex" xmlns:cx2="http://schemas.microsoft.com/office/drawing/2015/10/21/chartex" xmlns:cx3="http://schemas.microsoft.com/office/drawing/2016/5/9/chartex" xmlns:cx4="http://schemas.microsoft.com/office/drawing/2016/5/10/chartex" xmlns:cx5="http://schemas.microsoft.com/office/drawing/2016/5/11/chartex" xmlns:cx6="http://schemas.microsoft.com/office/drawing/2016/5/12/chartex" xmlns:cx7="http://schemas.microsoft.com/office/drawing/2016/5/13/chartex" xmlns:cx8="http://schemas.microsoft.com/office/drawing/2016/5/14/chartex" xmlns:mc="http://schemas.openxmlformats.org/markup-compatibility/2006" xmlns:o="urn:schemas-microsoft-com:office:office" xmlns:r="http://schemas.openxmlformats.org/officeDocument/2006/relationships" xmlns:m="http://schemas.openxmlformats.org/officeDocument/2006/math" xmlns:v="urn:schemas-microsoft-com:vml" xmlns:wp14="http://schemas.microsoft.com/office/word/2010/wordprocessingDrawing" xmlns:wp="http://schemas.openxmlformats.org/drawingml/2006/wordprocessingDrawing" xmlns:w="http://schemas.openxmlformats.org/wordprocessingml/2006/main" xmlns:w14="http://schemas.microsoft.com/office/word/2010/wordml" xmlns:w10="urn:schemas-microsoft-com:office:word" xmlns:w15="http://schemas.microsoft.com/office/word/2012/wordml" xmlns:wpg="http://schemas.microsoft.com/office/word/2010/wordprocessingGroup" xmlns:wpi="http://schemas.microsoft.com/office/word/2010/wordprocessingInk" xmlns:wne="http://schemas.microsoft.com/office/word/2006/wordml" xmlns:wps="http://schemas.microsoft.com/office/word/2010/wordprocessingShape" xmlns:wpsCustomData="http://www.wps.cn/officeDocument/2013/wpsCustomData" mc:Ignorable="w14 w15 wp14">
+<w:document xmlns:wpc="http://schemas.microsoft.com/office/word/2010/wordprocessingCanvas" xmlns:mc="http://schemas.openxmlformats.org/markup-compatibility/2006" xmlns:o="urn:schemas-microsoft-com:office:office" xmlns:r="http://schemas.openxmlformats.org/officeDocument/2006/relationships" xmlns:m="http://schemas.openxmlformats.org/officeDocument/2006/math" xmlns:v="urn:schemas-microsoft-com:vml" xmlns:wp14="http://schemas.microsoft.com/office/word/2010/wordprocessingDrawing" xmlns:wp="http://schemas.openxmlformats.org/drawingml/2006/wordprocessingDrawing" xmlns:w="http://schemas.openxmlformats.org/wordprocessingml/2006/main" xmlns:w14="http://schemas.microsoft.com/office/word/2010/wordml" xmlns:w10="urn:schemas-microsoft-com:office:word" xmlns:w15="http://schemas.microsoft.com/office/word/2012/wordml" xmlns:wpg="http://schemas.microsoft.com/office/word/2010/wordprocessingGroup" xmlns:wpi="http://schemas.microsoft.com/office/word/2010/wordprocessingInk" xmlns:wne="http://schemas.microsoft.com/office/word/2006/wordml" xmlns:wps="http://schemas.microsoft.com/office/word/2010/wordprocessingShape" xmlns:wpsCustomData="http://www.wps.cn/officeDocument/2013/wpsCustomData" mc:Ignorable="w14 w15 wp14">
   <w:body>
     <w:p>
       <w:pPr>
-        <w:pStyle w:val="2"/>
+        <w:pStyle w:val="3"/>
         <w:keepNext w:val="0"/>
         <w:keepLines w:val="0"/>
         <w:widowControl/>
@@ -40,152 +40,125 @@
       </w:r>
     </w:p>
     <w:p>
-      <w:bookmarkStart w:id="0" w:name="_GoBack"/>
-      <w:bookmarkEnd w:id="0"/>
+      <w:r>
+        <w:drawing>
+          <wp:inline distT="0" distB="0" distL="114300" distR="114300">
+            <wp:extent cx="5264150" cy="3645535"/>
+            <wp:effectExtent l="0" t="0" r="8890" b="12065"/>
+            <wp:docPr id="1" name="图片 1"/>
+            <wp:cNvGraphicFramePr>
+              <a:graphicFrameLocks xmlns:a="http://schemas.openxmlformats.org/drawingml/2006/main" noChangeAspect="1"/>
+            </wp:cNvGraphicFramePr>
+            <a:graphic xmlns:a="http://schemas.openxmlformats.org/drawingml/2006/main">
+              <a:graphicData uri="http://schemas.openxmlformats.org/drawingml/2006/picture">
+                <pic:pic xmlns:pic="http://schemas.openxmlformats.org/drawingml/2006/picture">
+                  <pic:nvPicPr>
+                    <pic:cNvPr id="1" name="图片 1"/>
+                    <pic:cNvPicPr>
+                      <a:picLocks noChangeAspect="1"/>
+                    </pic:cNvPicPr>
+                  </pic:nvPicPr>
+                  <pic:blipFill>
+                    <a:blip r:embed="rId4"/>
+                    <a:stretch>
+                      <a:fillRect/>
+                    </a:stretch>
+                  </pic:blipFill>
+                  <pic:spPr>
+                    <a:xfrm>
+                      <a:off x="0" y="0"/>
+                      <a:ext cx="5264150" cy="3645535"/>
+                    </a:xfrm>
+                    <a:prstGeom prst="rect">
+                      <a:avLst/>
+                    </a:prstGeom>
+                    <a:noFill/>
+                    <a:ln>
+                      <a:noFill/>
+                    </a:ln>
+                  </pic:spPr>
+                </pic:pic>
+              </a:graphicData>
+            </a:graphic>
+          </wp:inline>
+        </w:drawing>
+      </w:r>
     </w:p>
     <w:p>
       <w:pPr>
-        <w:pStyle w:val="3"/>
+        <w:rPr>
+          <w:rFonts w:ascii="宋体" w:hAnsi="宋体" w:eastAsia="宋体" w:cs="宋体"/>
+          <w:sz w:val="24"/>
+          <w:szCs w:val="24"/>
+        </w:rPr>
+      </w:pPr>
+      <w:r>
+        <w:rPr>
+          <w:rFonts w:ascii="宋体" w:hAnsi="宋体" w:eastAsia="宋体" w:cs="宋体"/>
+          <w:sz w:val="24"/>
+          <w:szCs w:val="24"/>
+        </w:rPr>
+        <w:t>被测系统</w:t>
+      </w:r>
+      <w:r>
+        <w:rPr>
+          <w:rFonts w:hint="eastAsia" w:ascii="宋体" w:hAnsi="宋体" w:eastAsia="宋体" w:cs="宋体"/>
+          <w:sz w:val="24"/>
+          <w:szCs w:val="24"/>
+          <w:lang w:val="en-US" w:eastAsia="zh-CN"/>
+        </w:rPr>
+        <w:t>拓扑配套说明</w:t>
+      </w:r>
+      <w:r>
+        <w:rPr>
+          <w:rFonts w:ascii="宋体" w:hAnsi="宋体" w:eastAsia="宋体" w:cs="宋体"/>
+          <w:sz w:val="24"/>
+          <w:szCs w:val="24"/>
+        </w:rPr>
+        <w:t>：XX 政务服务系统，安全保护等级第三级 网络连接描述： 互联网接入单台防火墙，防火墙下联单台核心交换机。Web 业务服务器、数据库服务器、运维管理 PC、内部业务终端全部接入该核心交换机，所有设备 IP 地址同属 192.168.1.0/24 网段。网络拓扑未划分独立互联网接入区、业务服务区、数据库区、运维管理区，区域边界无隔离设备。</w:t>
+      </w:r>
+    </w:p>
+    <w:p>
+      <w:pPr>
+        <w:rPr>
+          <w:rFonts w:ascii="宋体" w:hAnsi="宋体" w:eastAsia="宋体" w:cs="宋体"/>
+          <w:sz w:val="24"/>
+          <w:szCs w:val="24"/>
+        </w:rPr>
+      </w:pPr>
+    </w:p>
+    <w:p>
+      <w:pPr>
+        <w:pStyle w:val="2"/>
         <w:keepNext w:val="0"/>
         <w:keepLines w:val="0"/>
         <w:widowControl/>
         <w:suppressLineNumbers w:val="0"/>
-        <w:spacing w:before="0" w:beforeAutospacing="0" w:after="96" w:afterAutospacing="0"/>
-        <w:ind w:left="0" w:right="0"/>
       </w:pPr>
       <w:r>
         <w:rPr>
-          <w:rFonts w:ascii="Segoe UI" w:hAnsi="Segoe UI" w:eastAsia="Segoe UI" w:cs="Segoe UI"/>
-          <w:b/>
-          <w:bCs/>
-          <w:i w:val="0"/>
-          <w:iCs w:val="0"/>
-          <w:caps w:val="0"/>
-          <w:color w:val="0F1115"/>
-          <w:spacing w:val="0"/>
+          <w:rFonts w:hint="eastAsia" w:ascii="宋体" w:hAnsi="宋体" w:eastAsia="宋体" w:cs="宋体"/>
           <w:sz w:val="24"/>
           <w:szCs w:val="24"/>
-          <w:shd w:val="clear" w:fill="FFFFFF"/>
+          <w:lang w:eastAsia="zh-CN"/>
         </w:rPr>
-        <w:t>拓扑结构</w:t>
+        <w:t>——————————————————————————————————</w:t>
       </w:r>
       <w:r>
         <w:rPr>
-          <w:rFonts w:hint="default" w:ascii="Segoe UI" w:hAnsi="Segoe UI" w:eastAsia="Segoe UI" w:cs="Segoe UI"/>
-          <w:i w:val="0"/>
-          <w:iCs w:val="0"/>
-          <w:caps w:val="0"/>
-          <w:color w:val="0F1115"/>
-          <w:spacing w:val="0"/>
+          <w:rFonts w:hint="eastAsia" w:ascii="宋体" w:hAnsi="宋体" w:eastAsia="宋体" w:cs="宋体"/>
           <w:sz w:val="24"/>
           <w:szCs w:val="24"/>
-          <w:shd w:val="clear" w:fill="FFFFFF"/>
+          <w:lang w:val="en-US" w:eastAsia="zh-CN"/>
         </w:rPr>
-        <w:t>：</w:t>
+        <w:t>提示：</w:t>
+      </w:r>
+      <w:r>
+        <w:t>判定为【清晰】的 3 个核心条件</w:t>
       </w:r>
     </w:p>
     <w:p>
       <w:pPr>
-        <w:pStyle w:val="3"/>
-        <w:keepNext w:val="0"/>
-        <w:keepLines w:val="0"/>
-        <w:widowControl/>
-        <w:suppressLineNumbers w:val="0"/>
-        <w:spacing w:before="0" w:beforeAutospacing="0" w:after="0" w:afterAutospacing="0"/>
-        <w:ind w:left="0" w:right="0"/>
-        <w:rPr>
-          <w:rFonts w:hint="default" w:ascii="Segoe UI" w:hAnsi="Segoe UI" w:eastAsia="Segoe UI" w:cs="Segoe UI"/>
-          <w:i w:val="0"/>
-          <w:iCs w:val="0"/>
-          <w:caps w:val="0"/>
-          <w:color w:val="0F1115"/>
-          <w:spacing w:val="0"/>
-          <w:sz w:val="24"/>
-          <w:szCs w:val="24"/>
-          <w:shd w:val="clear" w:fill="FFFFFF"/>
-        </w:rPr>
-      </w:pPr>
-      <w:r>
-        <w:rPr>
-          <w:rFonts w:hint="default" w:ascii="Segoe UI" w:hAnsi="Segoe UI" w:eastAsia="Segoe UI" w:cs="Segoe UI"/>
-          <w:i w:val="0"/>
-          <w:iCs w:val="0"/>
-          <w:caps w:val="0"/>
-          <w:color w:val="0F1115"/>
-          <w:spacing w:val="0"/>
-          <w:sz w:val="24"/>
-          <w:szCs w:val="24"/>
-          <w:shd w:val="clear" w:fill="FFFFFF"/>
-        </w:rPr>
-        <w:t>互联网 → 防火墙（单台）→ 核心交换机（单台）→ 分别连接 DMZ区（Web双机负载）、服务器区（APP/DB）、办公区（PC）。</w:t>
-      </w:r>
-    </w:p>
-    <w:p>
-      <w:pPr>
-        <w:pStyle w:val="3"/>
-        <w:keepNext w:val="0"/>
-        <w:keepLines w:val="0"/>
-        <w:widowControl/>
-        <w:suppressLineNumbers w:val="0"/>
-        <w:spacing w:before="0" w:beforeAutospacing="0" w:after="0" w:afterAutospacing="0"/>
-        <w:ind w:left="0" w:right="0"/>
-        <w:rPr>
-          <w:rFonts w:hint="default" w:ascii="Segoe UI" w:hAnsi="Segoe UI" w:eastAsia="Segoe UI" w:cs="Segoe UI"/>
-          <w:i w:val="0"/>
-          <w:iCs w:val="0"/>
-          <w:caps w:val="0"/>
-          <w:color w:val="0F1115"/>
-          <w:spacing w:val="0"/>
-          <w:sz w:val="24"/>
-          <w:szCs w:val="24"/>
-          <w:shd w:val="clear" w:fill="FFFFFF"/>
-        </w:rPr>
-      </w:pPr>
-    </w:p>
-    <w:p>
-      <w:pPr>
-        <w:pStyle w:val="3"/>
-        <w:keepNext w:val="0"/>
-        <w:keepLines w:val="0"/>
-        <w:widowControl/>
-        <w:suppressLineNumbers w:val="0"/>
-        <w:spacing w:before="0" w:beforeAutospacing="0" w:after="96" w:afterAutospacing="0"/>
-        <w:ind w:left="0" w:right="0"/>
-      </w:pPr>
-      <w:r>
-        <w:rPr>
-          <w:rFonts w:hint="default" w:ascii="Segoe UI" w:hAnsi="Segoe UI" w:eastAsia="Segoe UI" w:cs="Segoe UI"/>
-          <w:b/>
-          <w:bCs/>
-          <w:i w:val="0"/>
-          <w:iCs w:val="0"/>
-          <w:caps w:val="0"/>
-          <w:color w:val="0F1115"/>
-          <w:spacing w:val="0"/>
-          <w:sz w:val="24"/>
-          <w:szCs w:val="24"/>
-          <w:shd w:val="clear" w:fill="FFFFFF"/>
-        </w:rPr>
-        <w:t>预设问题</w:t>
-      </w:r>
-      <w:r>
-        <w:rPr>
-          <w:rFonts w:hint="default" w:ascii="Segoe UI" w:hAnsi="Segoe UI" w:eastAsia="Segoe UI" w:cs="Segoe UI"/>
-          <w:i w:val="0"/>
-          <w:iCs w:val="0"/>
-          <w:caps w:val="0"/>
-          <w:color w:val="0F1115"/>
-          <w:spacing w:val="0"/>
-          <w:sz w:val="24"/>
-          <w:szCs w:val="24"/>
-          <w:shd w:val="clear" w:fill="FFFFFF"/>
-        </w:rPr>
-        <w:t>：</w:t>
-      </w:r>
-    </w:p>
-    <w:p>
-      <w:pPr>
-        <w:pStyle w:val="3"/>
         <w:keepNext w:val="0"/>
         <w:keepLines w:val="0"/>
         <w:widowControl/>
@@ -194,131 +167,164 @@
           <w:numId w:val="1"/>
         </w:numPr>
         <w:suppressLineNumbers w:val="0"/>
-        <w:spacing w:before="0" w:beforeAutospacing="0" w:after="0" w:afterAutospacing="0"/>
-        <w:ind w:left="425" w:leftChars="0" w:right="0" w:hanging="425" w:firstLineChars="0"/>
+        <w:spacing w:before="0" w:beforeAutospacing="1" w:after="0" w:afterAutospacing="1"/>
+        <w:ind w:left="720" w:hanging="360"/>
       </w:pPr>
       <w:r>
         <w:rPr>
-          <w:rFonts w:hint="default" w:ascii="Segoe UI" w:hAnsi="Segoe UI" w:eastAsia="Segoe UI" w:cs="Segoe UI"/>
-          <w:b/>
-          <w:bCs/>
-          <w:i w:val="0"/>
-          <w:iCs w:val="0"/>
-          <w:caps w:val="0"/>
-          <w:color w:val="0F1115"/>
-          <w:spacing w:val="0"/>
+          <w:rStyle w:val="7"/>
+        </w:rPr>
+        <w:t>按安全功能 / 业务用途划分独立区域</w:t>
+      </w:r>
+      <w:r>
+        <w:t xml:space="preserve"> 三级系统常规至少划分：互联网接入区（边界区）、业务应用区、数据库区、管理运维区。</w:t>
+      </w:r>
+    </w:p>
+    <w:p>
+      <w:pPr>
+        <w:pStyle w:val="4"/>
+        <w:keepNext w:val="0"/>
+        <w:keepLines w:val="0"/>
+        <w:widowControl/>
+        <w:suppressLineNumbers w:val="0"/>
+        <w:ind w:left="720" w:right="720"/>
+      </w:pPr>
+      <w:r>
+        <w:rPr>
+          <w:rFonts w:hint="eastAsia" w:ascii="宋体" w:hAnsi="宋体" w:eastAsia="宋体" w:cs="宋体"/>
           <w:sz w:val="24"/>
           <w:szCs w:val="24"/>
-          <w:shd w:val="clear" w:fill="FFFFFF"/>
         </w:rPr>
-        <w:t>不合规</w:t>
-      </w:r>
-      <w:r>
-        <w:rPr>
-          <w:rFonts w:hint="default" w:ascii="Segoe UI" w:hAnsi="Segoe UI" w:eastAsia="Segoe UI" w:cs="Segoe UI"/>
-          <w:i w:val="0"/>
-          <w:iCs w:val="0"/>
-          <w:caps w:val="0"/>
-          <w:color w:val="0F1115"/>
-          <w:spacing w:val="0"/>
-          <w:sz w:val="24"/>
-          <w:szCs w:val="24"/>
-          <w:shd w:val="clear" w:fill="FFFFFF"/>
-        </w:rPr>
-        <w:t>：核心交换机单台部署，无冗余（违反8.1.2.1 e）。</w:t>
+        <w:t>逻辑：外网流量先进入互联网区，再经过防火墙才能到业务区；业务服务器和数据库服务器单独分区；运维管理单独一个管理区。 不能把互联网、业务、数据库、运维终端全部混在同一个网段。</w:t>
       </w:r>
     </w:p>
     <w:p>
       <w:pPr>
-        <w:pStyle w:val="3"/>
         <w:keepNext w:val="0"/>
         <w:keepLines w:val="0"/>
         <w:widowControl/>
         <w:numPr>
           <w:ilvl w:val="0"/>
-          <w:numId w:val="1"/>
+          <w:numId w:val="2"/>
         </w:numPr>
         <w:suppressLineNumbers w:val="0"/>
-        <w:spacing w:before="0" w:beforeAutospacing="0" w:after="0" w:afterAutospacing="0"/>
-        <w:ind w:left="425" w:leftChars="0" w:right="0" w:hanging="425" w:firstLineChars="0"/>
+        <w:spacing w:before="0" w:beforeAutospacing="1" w:after="0" w:afterAutospacing="1"/>
+        <w:ind w:left="720" w:hanging="360"/>
       </w:pPr>
       <w:r>
         <w:rPr>
-          <w:rFonts w:hint="default" w:ascii="Segoe UI" w:hAnsi="Segoe UI" w:eastAsia="Segoe UI" w:cs="Segoe UI"/>
-          <w:b/>
-          <w:bCs/>
-          <w:i w:val="0"/>
-          <w:iCs w:val="0"/>
-          <w:caps w:val="0"/>
-          <w:color w:val="0F1115"/>
-          <w:spacing w:val="0"/>
-          <w:sz w:val="24"/>
-          <w:szCs w:val="24"/>
-          <w:shd w:val="clear" w:fill="FFFFFF"/>
+          <w:rStyle w:val="7"/>
         </w:rPr>
-        <w:t>不合规</w:t>
+        <w:t>区域之间有明确边界 + 边界隔离设备</w:t>
+      </w:r>
+      <w:r>
+        <w:t xml:space="preserve"> 区域和区域之间，必须有防火墙 / 网闸等边界隔离设备，</w:t>
       </w:r>
       <w:r>
         <w:rPr>
-          <w:rFonts w:hint="default" w:ascii="Segoe UI" w:hAnsi="Segoe UI" w:eastAsia="Segoe UI" w:cs="Segoe UI"/>
-          <w:i w:val="0"/>
-          <w:iCs w:val="0"/>
-          <w:caps w:val="0"/>
-          <w:color w:val="0F1115"/>
-          <w:spacing w:val="0"/>
-          <w:sz w:val="24"/>
-          <w:szCs w:val="24"/>
-          <w:shd w:val="clear" w:fill="FFFFFF"/>
+          <w:rStyle w:val="7"/>
         </w:rPr>
-        <w:t>：防火墙单台部署，无冗余（违反8.1.2.1 e）。</w:t>
+        <w:t>网段独立（不同 IP 子网）</w:t>
+      </w:r>
+      <w:r>
+        <w:t>。</w:t>
       </w:r>
     </w:p>
     <w:p>
       <w:pPr>
-        <w:pStyle w:val="3"/>
         <w:keepNext w:val="0"/>
         <w:keepLines w:val="0"/>
         <w:widowControl/>
         <w:numPr>
           <w:ilvl w:val="0"/>
-          <w:numId w:val="1"/>
+          <w:numId w:val="3"/>
         </w:numPr>
         <w:suppressLineNumbers w:val="0"/>
-        <w:spacing w:before="0" w:beforeAutospacing="0" w:after="0" w:afterAutospacing="0"/>
-        <w:ind w:left="425" w:leftChars="0" w:right="0" w:hanging="425" w:firstLineChars="0"/>
+        <w:spacing w:before="0" w:beforeAutospacing="1" w:after="0" w:afterAutospacing="1"/>
+        <w:ind w:left="720" w:hanging="360"/>
+      </w:pPr>
+      <w:r>
+        <w:t>互联网区 ↔ 业务区：防火墙</w:t>
+      </w:r>
+    </w:p>
+    <w:p>
+      <w:pPr>
+        <w:keepNext w:val="0"/>
+        <w:keepLines w:val="0"/>
+        <w:widowControl/>
+        <w:numPr>
+          <w:ilvl w:val="0"/>
+          <w:numId w:val="3"/>
+        </w:numPr>
+        <w:suppressLineNumbers w:val="0"/>
+        <w:spacing w:before="0" w:beforeAutospacing="1" w:after="0" w:afterAutospacing="1"/>
+        <w:ind w:left="720" w:hanging="360"/>
+      </w:pPr>
+      <w:r>
+        <w:t>业务区 ↔ 数据库区：防火墙 / ACL 访问控制</w:t>
+      </w:r>
+    </w:p>
+    <w:p>
+      <w:pPr>
+        <w:keepNext w:val="0"/>
+        <w:keepLines w:val="0"/>
+        <w:widowControl/>
+        <w:numPr>
+          <w:ilvl w:val="0"/>
+          <w:numId w:val="3"/>
+        </w:numPr>
+        <w:suppressLineNumbers w:val="0"/>
+        <w:spacing w:before="0" w:beforeAutospacing="1" w:after="0" w:afterAutospacing="1"/>
+        <w:ind w:left="720" w:hanging="360"/>
+      </w:pPr>
+      <w:r>
+        <w:t>管理区 ↔ 业务区：独立隔离，禁止运维终端直接无防护访问业务服务器</w:t>
+      </w:r>
+    </w:p>
+    <w:p>
+      <w:pPr>
+        <w:keepNext w:val="0"/>
+        <w:keepLines w:val="0"/>
+        <w:widowControl/>
+        <w:numPr>
+          <w:ilvl w:val="0"/>
+          <w:numId w:val="4"/>
+        </w:numPr>
+        <w:suppressLineNumbers w:val="0"/>
+        <w:spacing w:before="0" w:beforeAutospacing="1" w:after="0" w:afterAutospacing="1"/>
+        <w:ind w:left="720" w:hanging="360"/>
       </w:pPr>
       <w:r>
         <w:rPr>
-          <w:rFonts w:hint="default" w:ascii="Segoe UI" w:hAnsi="Segoe UI" w:eastAsia="Segoe UI" w:cs="Segoe UI"/>
-          <w:b/>
-          <w:bCs/>
-          <w:i w:val="0"/>
-          <w:iCs w:val="0"/>
-          <w:caps w:val="0"/>
-          <w:color w:val="0F1115"/>
-          <w:spacing w:val="0"/>
+          <w:rStyle w:val="7"/>
+        </w:rPr>
+        <w:t>拓扑图能直接看懂边界、资产归属</w:t>
+      </w:r>
+      <w:r>
+        <w:t xml:space="preserve"> 在网络拓扑图上，能用方框圈出各个安全区域；能看清楚：哪个设备属于哪个区域、流量从哪进、区域之间经过哪台隔离设备。 每个区域的网段、服务器、终端全部标注在所属区域方框内。</w:t>
+      </w:r>
+    </w:p>
+    <w:p>
+      <w:pPr>
+        <w:rPr>
+          <w:rFonts w:hint="default" w:ascii="宋体" w:hAnsi="宋体" w:eastAsia="宋体" w:cs="宋体"/>
           <w:sz w:val="24"/>
           <w:szCs w:val="24"/>
-          <w:shd w:val="clear" w:fill="FFFFFF"/>
+          <w:lang w:val="en-US" w:eastAsia="zh-CN"/>
         </w:rPr>
-        <w:t>不合规</w:t>
-      </w:r>
+      </w:pPr>
       <w:r>
         <w:rPr>
-          <w:rFonts w:hint="default" w:ascii="Segoe UI" w:hAnsi="Segoe UI" w:eastAsia="Segoe UI" w:cs="Segoe UI"/>
-          <w:i w:val="0"/>
-          <w:iCs w:val="0"/>
-          <w:caps w:val="0"/>
-          <w:color w:val="0F1115"/>
-          <w:spacing w:val="0"/>
+          <w:rFonts w:hint="eastAsia" w:ascii="宋体" w:hAnsi="宋体" w:eastAsia="宋体" w:cs="宋体"/>
           <w:sz w:val="24"/>
           <w:szCs w:val="24"/>
-          <w:shd w:val="clear" w:fill="FFFFFF"/>
+          <w:lang w:val="en-US" w:eastAsia="zh-CN"/>
         </w:rPr>
-        <w:t>：办公区与服务器区无访问控制隔离（违反8.1.2.1 b）。</w:t>
-      </w:r>
+        <w:t>——————————————————————————————————</w:t>
+      </w:r>
+      <w:bookmarkStart w:id="0" w:name="_GoBack"/>
+      <w:bookmarkEnd w:id="0"/>
     </w:p>
-    <w:p/>
     <w:sectPr>
       <w:pgSz w:w="11906" w:h="16838"/>
       <w:pgMar w:top="1440" w:right="1800" w:bottom="1440" w:left="1800" w:header="851" w:footer="992" w:gutter="0"/>
@@ -332,24 +338,612 @@
 <file path=word/numbering.xml><?xml version="1.0" encoding="utf-8"?>
 <w:numbering xmlns:wpc="http://schemas.microsoft.com/office/word/2010/wordprocessingCanvas" xmlns:mc="http://schemas.openxmlformats.org/markup-compatibility/2006" xmlns:o="urn:schemas-microsoft-com:office:office" xmlns:r="http://schemas.openxmlformats.org/officeDocument/2006/relationships" xmlns:m="http://schemas.openxmlformats.org/officeDocument/2006/math" xmlns:v="urn:schemas-microsoft-com:vml" xmlns:wp14="http://schemas.microsoft.com/office/word/2010/wordprocessingDrawing" xmlns:wp="http://schemas.openxmlformats.org/drawingml/2006/wordprocessingDrawing" xmlns:w10="urn:schemas-microsoft-com:office:word" xmlns:w="http://schemas.openxmlformats.org/wordprocessingml/2006/main" xmlns:w14="http://schemas.microsoft.com/office/word/2010/wordml" xmlns:wpg="http://schemas.microsoft.com/office/word/2010/wordprocessingGroup" xmlns:wpi="http://schemas.microsoft.com/office/word/2010/wordprocessingInk" xmlns:wne="http://schemas.microsoft.com/office/word/2006/wordml" xmlns:wps="http://schemas.microsoft.com/office/word/2010/wordprocessingShape" xmlns:wpsCustomData="http://www.wps.cn/officeDocument/2013/wpsCustomData" mc:Ignorable="w14 wp14">
   <w:abstractNum w:abstractNumId="0">
-    <w:nsid w:val="362FDA04"/>
-    <w:multiLevelType w:val="singleLevel"/>
-    <w:tmpl w:val="362FDA04"/>
+    <w:nsid w:val="8958BCF7"/>
+    <w:multiLevelType w:val="multilevel"/>
+    <w:tmpl w:val="8958BCF7"/>
     <w:lvl w:ilvl="0" w:tentative="0">
       <w:start w:val="1"/>
       <w:numFmt w:val="decimal"/>
       <w:lvlText w:val="%1."/>
       <w:lvlJc w:val="left"/>
       <w:pPr>
-        <w:ind w:left="425" w:hanging="425"/>
-      </w:pPr>
-      <w:rPr>
-        <w:rFonts w:hint="default"/>
+        <w:tabs>
+          <w:tab w:val="left" w:pos="720"/>
+        </w:tabs>
+        <w:ind w:left="720" w:hanging="360"/>
+      </w:pPr>
+      <w:rPr>
+        <w:sz w:val="24"/>
+        <w:szCs w:val="24"/>
+      </w:rPr>
+    </w:lvl>
+    <w:lvl w:ilvl="1" w:tentative="0">
+      <w:start w:val="1"/>
+      <w:numFmt w:val="decimal"/>
+      <w:lvlText w:val="%2."/>
+      <w:lvlJc w:val="left"/>
+      <w:pPr>
+        <w:tabs>
+          <w:tab w:val="left" w:pos="1440"/>
+        </w:tabs>
+        <w:ind w:left="1440" w:hanging="360"/>
+      </w:pPr>
+      <w:rPr>
+        <w:sz w:val="24"/>
+        <w:szCs w:val="24"/>
+      </w:rPr>
+    </w:lvl>
+    <w:lvl w:ilvl="2" w:tentative="0">
+      <w:start w:val="1"/>
+      <w:numFmt w:val="decimal"/>
+      <w:lvlText w:val="%3."/>
+      <w:lvlJc w:val="left"/>
+      <w:pPr>
+        <w:tabs>
+          <w:tab w:val="left" w:pos="2160"/>
+        </w:tabs>
+        <w:ind w:left="2160" w:hanging="360"/>
+      </w:pPr>
+      <w:rPr>
+        <w:sz w:val="24"/>
+        <w:szCs w:val="24"/>
+      </w:rPr>
+    </w:lvl>
+    <w:lvl w:ilvl="3" w:tentative="0">
+      <w:start w:val="1"/>
+      <w:numFmt w:val="decimal"/>
+      <w:lvlText w:val="%4."/>
+      <w:lvlJc w:val="left"/>
+      <w:pPr>
+        <w:tabs>
+          <w:tab w:val="left" w:pos="2517"/>
+        </w:tabs>
+        <w:ind w:left="2880" w:hanging="360"/>
+      </w:pPr>
+      <w:rPr>
+        <w:sz w:val="24"/>
+        <w:szCs w:val="24"/>
+      </w:rPr>
+    </w:lvl>
+    <w:lvl w:ilvl="4" w:tentative="0">
+      <w:start w:val="1"/>
+      <w:numFmt w:val="decimal"/>
+      <w:lvlText w:val="%5."/>
+      <w:lvlJc w:val="left"/>
+      <w:pPr>
+        <w:tabs>
+          <w:tab w:val="left" w:pos="3238"/>
+        </w:tabs>
+        <w:ind w:left="3600" w:hanging="360"/>
+      </w:pPr>
+      <w:rPr>
+        <w:sz w:val="24"/>
+        <w:szCs w:val="24"/>
+      </w:rPr>
+    </w:lvl>
+    <w:lvl w:ilvl="5" w:tentative="0">
+      <w:start w:val="1"/>
+      <w:numFmt w:val="decimal"/>
+      <w:lvlText w:val="%6."/>
+      <w:lvlJc w:val="left"/>
+      <w:pPr>
+        <w:tabs>
+          <w:tab w:val="left" w:pos="3958"/>
+        </w:tabs>
+        <w:ind w:left="4320" w:hanging="360"/>
+      </w:pPr>
+      <w:rPr>
+        <w:sz w:val="24"/>
+        <w:szCs w:val="24"/>
+      </w:rPr>
+    </w:lvl>
+    <w:lvl w:ilvl="6" w:tentative="0">
+      <w:start w:val="1"/>
+      <w:numFmt w:val="decimal"/>
+      <w:lvlText w:val="%7."/>
+      <w:lvlJc w:val="left"/>
+      <w:pPr>
+        <w:tabs>
+          <w:tab w:val="left" w:pos="4678"/>
+        </w:tabs>
+        <w:ind w:left="5040" w:hanging="360"/>
+      </w:pPr>
+      <w:rPr>
+        <w:sz w:val="24"/>
+        <w:szCs w:val="24"/>
+      </w:rPr>
+    </w:lvl>
+    <w:lvl w:ilvl="7" w:tentative="0">
+      <w:start w:val="1"/>
+      <w:numFmt w:val="decimal"/>
+      <w:lvlText w:val="%8."/>
+      <w:lvlJc w:val="left"/>
+      <w:pPr>
+        <w:tabs>
+          <w:tab w:val="left" w:pos="5398"/>
+        </w:tabs>
+        <w:ind w:left="5760" w:hanging="360"/>
+      </w:pPr>
+      <w:rPr>
+        <w:sz w:val="24"/>
+        <w:szCs w:val="24"/>
+      </w:rPr>
+    </w:lvl>
+    <w:lvl w:ilvl="8" w:tentative="0">
+      <w:start w:val="1"/>
+      <w:numFmt w:val="decimal"/>
+      <w:lvlText w:val="%9."/>
+      <w:lvlJc w:val="left"/>
+      <w:pPr>
+        <w:tabs>
+          <w:tab w:val="left" w:pos="6118"/>
+        </w:tabs>
+        <w:ind w:left="6480" w:hanging="360"/>
+      </w:pPr>
+      <w:rPr>
+        <w:sz w:val="24"/>
+        <w:szCs w:val="24"/>
+      </w:rPr>
+    </w:lvl>
+  </w:abstractNum>
+  <w:abstractNum w:abstractNumId="1">
+    <w:nsid w:val="9ACB1D42"/>
+    <w:multiLevelType w:val="multilevel"/>
+    <w:tmpl w:val="9ACB1D42"/>
+    <w:lvl w:ilvl="0" w:tentative="0">
+      <w:start w:val="1"/>
+      <w:numFmt w:val="decimal"/>
+      <w:lvlText w:val="%1."/>
+      <w:lvlJc w:val="left"/>
+      <w:pPr>
+        <w:tabs>
+          <w:tab w:val="left" w:pos="720"/>
+        </w:tabs>
+        <w:ind w:left="720" w:hanging="360"/>
+      </w:pPr>
+      <w:rPr>
+        <w:sz w:val="24"/>
+        <w:szCs w:val="24"/>
+      </w:rPr>
+    </w:lvl>
+    <w:lvl w:ilvl="1" w:tentative="0">
+      <w:start w:val="1"/>
+      <w:numFmt w:val="decimal"/>
+      <w:lvlText w:val="%2."/>
+      <w:lvlJc w:val="left"/>
+      <w:pPr>
+        <w:tabs>
+          <w:tab w:val="left" w:pos="1440"/>
+        </w:tabs>
+        <w:ind w:left="1440" w:hanging="360"/>
+      </w:pPr>
+      <w:rPr>
+        <w:sz w:val="24"/>
+        <w:szCs w:val="24"/>
+      </w:rPr>
+    </w:lvl>
+    <w:lvl w:ilvl="2" w:tentative="0">
+      <w:start w:val="1"/>
+      <w:numFmt w:val="decimal"/>
+      <w:lvlText w:val="%3."/>
+      <w:lvlJc w:val="left"/>
+      <w:pPr>
+        <w:tabs>
+          <w:tab w:val="left" w:pos="2160"/>
+        </w:tabs>
+        <w:ind w:left="2160" w:hanging="360"/>
+      </w:pPr>
+      <w:rPr>
+        <w:sz w:val="24"/>
+        <w:szCs w:val="24"/>
+      </w:rPr>
+    </w:lvl>
+    <w:lvl w:ilvl="3" w:tentative="0">
+      <w:start w:val="1"/>
+      <w:numFmt w:val="decimal"/>
+      <w:lvlText w:val="%4."/>
+      <w:lvlJc w:val="left"/>
+      <w:pPr>
+        <w:tabs>
+          <w:tab w:val="left" w:pos="2517"/>
+        </w:tabs>
+        <w:ind w:left="2880" w:hanging="360"/>
+      </w:pPr>
+      <w:rPr>
+        <w:sz w:val="24"/>
+        <w:szCs w:val="24"/>
+      </w:rPr>
+    </w:lvl>
+    <w:lvl w:ilvl="4" w:tentative="0">
+      <w:start w:val="1"/>
+      <w:numFmt w:val="decimal"/>
+      <w:lvlText w:val="%5."/>
+      <w:lvlJc w:val="left"/>
+      <w:pPr>
+        <w:tabs>
+          <w:tab w:val="left" w:pos="3238"/>
+        </w:tabs>
+        <w:ind w:left="3600" w:hanging="360"/>
+      </w:pPr>
+      <w:rPr>
+        <w:sz w:val="24"/>
+        <w:szCs w:val="24"/>
+      </w:rPr>
+    </w:lvl>
+    <w:lvl w:ilvl="5" w:tentative="0">
+      <w:start w:val="1"/>
+      <w:numFmt w:val="decimal"/>
+      <w:lvlText w:val="%6."/>
+      <w:lvlJc w:val="left"/>
+      <w:pPr>
+        <w:tabs>
+          <w:tab w:val="left" w:pos="3958"/>
+        </w:tabs>
+        <w:ind w:left="4320" w:hanging="360"/>
+      </w:pPr>
+      <w:rPr>
+        <w:sz w:val="24"/>
+        <w:szCs w:val="24"/>
+      </w:rPr>
+    </w:lvl>
+    <w:lvl w:ilvl="6" w:tentative="0">
+      <w:start w:val="1"/>
+      <w:numFmt w:val="decimal"/>
+      <w:lvlText w:val="%7."/>
+      <w:lvlJc w:val="left"/>
+      <w:pPr>
+        <w:tabs>
+          <w:tab w:val="left" w:pos="4678"/>
+        </w:tabs>
+        <w:ind w:left="5040" w:hanging="360"/>
+      </w:pPr>
+      <w:rPr>
+        <w:sz w:val="24"/>
+        <w:szCs w:val="24"/>
+      </w:rPr>
+    </w:lvl>
+    <w:lvl w:ilvl="7" w:tentative="0">
+      <w:start w:val="1"/>
+      <w:numFmt w:val="decimal"/>
+      <w:lvlText w:val="%8."/>
+      <w:lvlJc w:val="left"/>
+      <w:pPr>
+        <w:tabs>
+          <w:tab w:val="left" w:pos="5398"/>
+        </w:tabs>
+        <w:ind w:left="5760" w:hanging="360"/>
+      </w:pPr>
+      <w:rPr>
+        <w:sz w:val="24"/>
+        <w:szCs w:val="24"/>
+      </w:rPr>
+    </w:lvl>
+    <w:lvl w:ilvl="8" w:tentative="0">
+      <w:start w:val="1"/>
+      <w:numFmt w:val="decimal"/>
+      <w:lvlText w:val="%9."/>
+      <w:lvlJc w:val="left"/>
+      <w:pPr>
+        <w:tabs>
+          <w:tab w:val="left" w:pos="6118"/>
+        </w:tabs>
+        <w:ind w:left="6480" w:hanging="360"/>
+      </w:pPr>
+      <w:rPr>
+        <w:sz w:val="24"/>
+        <w:szCs w:val="24"/>
+      </w:rPr>
+    </w:lvl>
+  </w:abstractNum>
+  <w:abstractNum w:abstractNumId="2">
+    <w:nsid w:val="E7A04254"/>
+    <w:multiLevelType w:val="multilevel"/>
+    <w:tmpl w:val="E7A04254"/>
+    <w:lvl w:ilvl="0" w:tentative="0">
+      <w:start w:val="1"/>
+      <w:numFmt w:val="bullet"/>
+      <w:lvlText w:val=""/>
+      <w:lvlJc w:val="left"/>
+      <w:pPr>
+        <w:tabs>
+          <w:tab w:val="left" w:pos="720"/>
+        </w:tabs>
+        <w:ind w:left="720" w:hanging="360"/>
+      </w:pPr>
+      <w:rPr>
+        <w:rFonts w:ascii="Symbol" w:hAnsi="Symbol" w:cs="Symbol"/>
+        <w:sz w:val="20"/>
+      </w:rPr>
+    </w:lvl>
+    <w:lvl w:ilvl="1" w:tentative="0">
+      <w:start w:val="1"/>
+      <w:numFmt w:val="bullet"/>
+      <w:lvlText w:val=""/>
+      <w:lvlJc w:val="left"/>
+      <w:pPr>
+        <w:tabs>
+          <w:tab w:val="left" w:pos="1440"/>
+        </w:tabs>
+        <w:ind w:left="1440" w:hanging="360"/>
+      </w:pPr>
+      <w:rPr>
+        <w:rFonts w:hint="default" w:ascii="Symbol" w:hAnsi="Symbol" w:cs="Symbol"/>
+        <w:sz w:val="20"/>
+      </w:rPr>
+    </w:lvl>
+    <w:lvl w:ilvl="2" w:tentative="0">
+      <w:start w:val="1"/>
+      <w:numFmt w:val="bullet"/>
+      <w:lvlText w:val=""/>
+      <w:lvlJc w:val="left"/>
+      <w:pPr>
+        <w:tabs>
+          <w:tab w:val="left" w:pos="2160"/>
+        </w:tabs>
+        <w:ind w:left="2160" w:hanging="360"/>
+      </w:pPr>
+      <w:rPr>
+        <w:rFonts w:hint="default" w:ascii="Symbol" w:hAnsi="Symbol" w:cs="Symbol"/>
+        <w:sz w:val="20"/>
+      </w:rPr>
+    </w:lvl>
+    <w:lvl w:ilvl="3" w:tentative="0">
+      <w:start w:val="1"/>
+      <w:numFmt w:val="bullet"/>
+      <w:lvlText w:val=""/>
+      <w:lvlJc w:val="left"/>
+      <w:pPr>
+        <w:tabs>
+          <w:tab w:val="left" w:pos="2880"/>
+        </w:tabs>
+        <w:ind w:left="2880" w:hanging="360"/>
+      </w:pPr>
+      <w:rPr>
+        <w:rFonts w:hint="default" w:ascii="Symbol" w:hAnsi="Symbol" w:cs="Symbol"/>
+        <w:sz w:val="20"/>
+      </w:rPr>
+    </w:lvl>
+    <w:lvl w:ilvl="4" w:tentative="0">
+      <w:start w:val="1"/>
+      <w:numFmt w:val="bullet"/>
+      <w:lvlText w:val=""/>
+      <w:lvlJc w:val="left"/>
+      <w:pPr>
+        <w:tabs>
+          <w:tab w:val="left" w:pos="3600"/>
+        </w:tabs>
+        <w:ind w:left="3600" w:hanging="360"/>
+      </w:pPr>
+      <w:rPr>
+        <w:rFonts w:hint="default" w:ascii="Symbol" w:hAnsi="Symbol" w:cs="Symbol"/>
+        <w:sz w:val="20"/>
+      </w:rPr>
+    </w:lvl>
+    <w:lvl w:ilvl="5" w:tentative="0">
+      <w:start w:val="1"/>
+      <w:numFmt w:val="bullet"/>
+      <w:lvlText w:val=""/>
+      <w:lvlJc w:val="left"/>
+      <w:pPr>
+        <w:tabs>
+          <w:tab w:val="left" w:pos="4320"/>
+        </w:tabs>
+        <w:ind w:left="4320" w:hanging="360"/>
+      </w:pPr>
+      <w:rPr>
+        <w:rFonts w:hint="default" w:ascii="Symbol" w:hAnsi="Symbol" w:cs="Symbol"/>
+        <w:sz w:val="20"/>
+      </w:rPr>
+    </w:lvl>
+    <w:lvl w:ilvl="6" w:tentative="0">
+      <w:start w:val="1"/>
+      <w:numFmt w:val="bullet"/>
+      <w:lvlText w:val=""/>
+      <w:lvlJc w:val="left"/>
+      <w:pPr>
+        <w:tabs>
+          <w:tab w:val="left" w:pos="5040"/>
+        </w:tabs>
+        <w:ind w:left="5040" w:hanging="360"/>
+      </w:pPr>
+      <w:rPr>
+        <w:rFonts w:hint="default" w:ascii="Symbol" w:hAnsi="Symbol" w:cs="Symbol"/>
+        <w:sz w:val="20"/>
+      </w:rPr>
+    </w:lvl>
+    <w:lvl w:ilvl="7" w:tentative="0">
+      <w:start w:val="1"/>
+      <w:numFmt w:val="bullet"/>
+      <w:lvlText w:val=""/>
+      <w:lvlJc w:val="left"/>
+      <w:pPr>
+        <w:tabs>
+          <w:tab w:val="left" w:pos="5760"/>
+        </w:tabs>
+        <w:ind w:left="5760" w:hanging="360"/>
+      </w:pPr>
+      <w:rPr>
+        <w:rFonts w:hint="default" w:ascii="Symbol" w:hAnsi="Symbol" w:cs="Symbol"/>
+        <w:sz w:val="20"/>
+      </w:rPr>
+    </w:lvl>
+    <w:lvl w:ilvl="8" w:tentative="0">
+      <w:start w:val="1"/>
+      <w:numFmt w:val="bullet"/>
+      <w:lvlText w:val=""/>
+      <w:lvlJc w:val="left"/>
+      <w:pPr>
+        <w:tabs>
+          <w:tab w:val="left" w:pos="6480"/>
+        </w:tabs>
+        <w:ind w:left="6480" w:hanging="360"/>
+      </w:pPr>
+      <w:rPr>
+        <w:rFonts w:hint="default" w:ascii="Symbol" w:hAnsi="Symbol" w:cs="Symbol"/>
+        <w:sz w:val="20"/>
+      </w:rPr>
+    </w:lvl>
+  </w:abstractNum>
+  <w:abstractNum w:abstractNumId="3">
+    <w:nsid w:val="62E1F093"/>
+    <w:multiLevelType w:val="multilevel"/>
+    <w:tmpl w:val="62E1F093"/>
+    <w:lvl w:ilvl="0" w:tentative="0">
+      <w:start w:val="1"/>
+      <w:numFmt w:val="decimal"/>
+      <w:lvlText w:val="%1."/>
+      <w:lvlJc w:val="left"/>
+      <w:pPr>
+        <w:tabs>
+          <w:tab w:val="left" w:pos="720"/>
+        </w:tabs>
+        <w:ind w:left="720" w:hanging="360"/>
+      </w:pPr>
+      <w:rPr>
+        <w:sz w:val="24"/>
+        <w:szCs w:val="24"/>
+      </w:rPr>
+    </w:lvl>
+    <w:lvl w:ilvl="1" w:tentative="0">
+      <w:start w:val="1"/>
+      <w:numFmt w:val="decimal"/>
+      <w:lvlText w:val="%2."/>
+      <w:lvlJc w:val="left"/>
+      <w:pPr>
+        <w:tabs>
+          <w:tab w:val="left" w:pos="1440"/>
+        </w:tabs>
+        <w:ind w:left="1440" w:hanging="360"/>
+      </w:pPr>
+      <w:rPr>
+        <w:sz w:val="24"/>
+        <w:szCs w:val="24"/>
+      </w:rPr>
+    </w:lvl>
+    <w:lvl w:ilvl="2" w:tentative="0">
+      <w:start w:val="1"/>
+      <w:numFmt w:val="decimal"/>
+      <w:lvlText w:val="%3."/>
+      <w:lvlJc w:val="left"/>
+      <w:pPr>
+        <w:tabs>
+          <w:tab w:val="left" w:pos="2160"/>
+        </w:tabs>
+        <w:ind w:left="2160" w:hanging="360"/>
+      </w:pPr>
+      <w:rPr>
+        <w:sz w:val="24"/>
+        <w:szCs w:val="24"/>
+      </w:rPr>
+    </w:lvl>
+    <w:lvl w:ilvl="3" w:tentative="0">
+      <w:start w:val="1"/>
+      <w:numFmt w:val="decimal"/>
+      <w:lvlText w:val="%4."/>
+      <w:lvlJc w:val="left"/>
+      <w:pPr>
+        <w:tabs>
+          <w:tab w:val="left" w:pos="2517"/>
+        </w:tabs>
+        <w:ind w:left="2880" w:hanging="360"/>
+      </w:pPr>
+      <w:rPr>
+        <w:sz w:val="24"/>
+        <w:szCs w:val="24"/>
+      </w:rPr>
+    </w:lvl>
+    <w:lvl w:ilvl="4" w:tentative="0">
+      <w:start w:val="1"/>
+      <w:numFmt w:val="decimal"/>
+      <w:lvlText w:val="%5."/>
+      <w:lvlJc w:val="left"/>
+      <w:pPr>
+        <w:tabs>
+          <w:tab w:val="left" w:pos="3238"/>
+        </w:tabs>
+        <w:ind w:left="3600" w:hanging="360"/>
+      </w:pPr>
+      <w:rPr>
+        <w:sz w:val="24"/>
+        <w:szCs w:val="24"/>
+      </w:rPr>
+    </w:lvl>
+    <w:lvl w:ilvl="5" w:tentative="0">
+      <w:start w:val="1"/>
+      <w:numFmt w:val="decimal"/>
+      <w:lvlText w:val="%6."/>
+      <w:lvlJc w:val="left"/>
+      <w:pPr>
+        <w:tabs>
+          <w:tab w:val="left" w:pos="3958"/>
+        </w:tabs>
+        <w:ind w:left="4320" w:hanging="360"/>
+      </w:pPr>
+      <w:rPr>
+        <w:sz w:val="24"/>
+        <w:szCs w:val="24"/>
+      </w:rPr>
+    </w:lvl>
+    <w:lvl w:ilvl="6" w:tentative="0">
+      <w:start w:val="1"/>
+      <w:numFmt w:val="decimal"/>
+      <w:lvlText w:val="%7."/>
+      <w:lvlJc w:val="left"/>
+      <w:pPr>
+        <w:tabs>
+          <w:tab w:val="left" w:pos="4678"/>
+        </w:tabs>
+        <w:ind w:left="5040" w:hanging="360"/>
+      </w:pPr>
+      <w:rPr>
+        <w:sz w:val="24"/>
+        <w:szCs w:val="24"/>
+      </w:rPr>
+    </w:lvl>
+    <w:lvl w:ilvl="7" w:tentative="0">
+      <w:start w:val="1"/>
+      <w:numFmt w:val="decimal"/>
+      <w:lvlText w:val="%8."/>
+      <w:lvlJc w:val="left"/>
+      <w:pPr>
+        <w:tabs>
+          <w:tab w:val="left" w:pos="5398"/>
+        </w:tabs>
+        <w:ind w:left="5760" w:hanging="360"/>
+      </w:pPr>
+      <w:rPr>
+        <w:sz w:val="24"/>
+        <w:szCs w:val="24"/>
+      </w:rPr>
+    </w:lvl>
+    <w:lvl w:ilvl="8" w:tentative="0">
+      <w:start w:val="1"/>
+      <w:numFmt w:val="decimal"/>
+      <w:lvlText w:val="%9."/>
+      <w:lvlJc w:val="left"/>
+      <w:pPr>
+        <w:tabs>
+          <w:tab w:val="left" w:pos="6118"/>
+        </w:tabs>
+        <w:ind w:left="6480" w:hanging="360"/>
+      </w:pPr>
+      <w:rPr>
+        <w:sz w:val="24"/>
+        <w:szCs w:val="24"/>
       </w:rPr>
     </w:lvl>
   </w:abstractNum>
   <w:num w:numId="1">
     <w:abstractNumId w:val="0"/>
+  </w:num>
+  <w:num w:numId="2">
+    <w:abstractNumId w:val="3"/>
+  </w:num>
+  <w:num w:numId="3">
+    <w:abstractNumId w:val="2"/>
+  </w:num>
+  <w:num w:numId="4">
+    <w:abstractNumId w:val="1"/>
   </w:num>
 </w:numbering>
 </file>
@@ -430,7 +1024,7 @@
     <w:lsdException w:qFormat="1" w:unhideWhenUsed="0" w:uiPriority="0" w:semiHidden="0" w:name="Title"/>
     <w:lsdException w:unhideWhenUsed="0" w:uiPriority="0" w:semiHidden="0" w:name="Closing"/>
     <w:lsdException w:unhideWhenUsed="0" w:uiPriority="0" w:semiHidden="0" w:name="Signature"/>
-    <w:lsdException w:unhideWhenUsed="0" w:uiPriority="0" w:name="Default Paragraph Font"/>
+    <w:lsdException w:qFormat="1" w:unhideWhenUsed="0" w:uiPriority="0" w:name="Default Paragraph Font"/>
     <w:lsdException w:unhideWhenUsed="0" w:uiPriority="0" w:semiHidden="0" w:name="Body Text"/>
     <w:lsdException w:unhideWhenUsed="0" w:uiPriority="0" w:semiHidden="0" w:name="Body Text Indent"/>
     <w:lsdException w:unhideWhenUsed="0" w:uiPriority="0" w:semiHidden="0" w:name="List Continue"/>
@@ -457,7 +1051,7 @@
     <w:lsdException w:unhideWhenUsed="0" w:uiPriority="0" w:semiHidden="0" w:name="Document Map"/>
     <w:lsdException w:unhideWhenUsed="0" w:uiPriority="0" w:semiHidden="0" w:name="Plain Text"/>
     <w:lsdException w:unhideWhenUsed="0" w:uiPriority="0" w:semiHidden="0" w:name="E-mail Signature"/>
-    <w:lsdException w:unhideWhenUsed="0" w:uiPriority="0" w:semiHidden="0" w:name="Normal (Web)"/>
+    <w:lsdException w:qFormat="1" w:unhideWhenUsed="0" w:uiPriority="0" w:semiHidden="0" w:name="Normal (Web)"/>
     <w:lsdException w:unhideWhenUsed="0" w:uiPriority="0" w:semiHidden="0" w:name="HTML Acronym"/>
     <w:lsdException w:unhideWhenUsed="0" w:uiPriority="0" w:semiHidden="0" w:name="HTML Address"/>
     <w:lsdException w:unhideWhenUsed="0" w:uiPriority="0" w:semiHidden="0" w:name="HTML Cite"/>
@@ -468,7 +1062,7 @@
     <w:lsdException w:unhideWhenUsed="0" w:uiPriority="0" w:semiHidden="0" w:name="HTML Sample"/>
     <w:lsdException w:unhideWhenUsed="0" w:uiPriority="0" w:semiHidden="0" w:name="HTML Typewriter"/>
     <w:lsdException w:unhideWhenUsed="0" w:uiPriority="0" w:semiHidden="0" w:name="HTML Variable"/>
-    <w:lsdException w:unhideWhenUsed="0" w:uiPriority="0" w:name="Normal Table"/>
+    <w:lsdException w:qFormat="1" w:unhideWhenUsed="0" w:uiPriority="0" w:name="Normal Table"/>
     <w:lsdException w:unhideWhenUsed="0" w:uiPriority="0" w:semiHidden="0" w:name="annotation subject"/>
     <w:lsdException w:unhideWhenUsed="0" w:uiPriority="0" w:semiHidden="0" w:name="Table Simple 1"/>
     <w:lsdException w:unhideWhenUsed="0" w:uiPriority="0" w:semiHidden="0" w:name="Table Simple 2"/>
@@ -631,6 +1225,28 @@
     </w:rPr>
   </w:style>
   <w:style w:type="paragraph" w:styleId="2">
+    <w:name w:val="heading 2"/>
+    <w:basedOn w:val="1"/>
+    <w:next w:val="1"/>
+    <w:semiHidden/>
+    <w:unhideWhenUsed/>
+    <w:qFormat/>
+    <w:uiPriority w:val="0"/>
+    <w:pPr>
+      <w:spacing w:before="0" w:beforeAutospacing="1" w:after="0" w:afterAutospacing="1"/>
+      <w:jc w:val="left"/>
+    </w:pPr>
+    <w:rPr>
+      <w:rFonts w:hint="eastAsia" w:ascii="宋体" w:hAnsi="宋体" w:eastAsia="宋体" w:cs="宋体"/>
+      <w:b/>
+      <w:bCs/>
+      <w:kern w:val="0"/>
+      <w:sz w:val="36"/>
+      <w:szCs w:val="36"/>
+      <w:lang w:val="en-US" w:eastAsia="zh-CN" w:bidi="ar"/>
+    </w:rPr>
+  </w:style>
+  <w:style w:type="paragraph" w:styleId="3">
     <w:name w:val="heading 4"/>
     <w:basedOn w:val="1"/>
     <w:next w:val="1"/>
@@ -652,14 +1268,16 @@
       <w:lang w:val="en-US" w:eastAsia="zh-CN" w:bidi="ar"/>
     </w:rPr>
   </w:style>
-  <w:style w:type="character" w:default="1" w:styleId="5">
+  <w:style w:type="character" w:default="1" w:styleId="6">
     <w:name w:val="Default Paragraph Font"/>
     <w:semiHidden/>
+    <w:qFormat/>
     <w:uiPriority w:val="0"/>
   </w:style>
-  <w:style w:type="table" w:default="1" w:styleId="4">
+  <w:style w:type="table" w:default="1" w:styleId="5">
     <w:name w:val="Normal Table"/>
     <w:semiHidden/>
+    <w:qFormat/>
     <w:uiPriority w:val="0"/>
     <w:tblPr>
       <w:tblCellMar>
@@ -670,12 +1288,29 @@
       </w:tblCellMar>
     </w:tblPr>
   </w:style>
-  <w:style w:type="paragraph" w:styleId="3">
+  <w:style w:type="paragraph" w:styleId="4">
     <w:name w:val="Normal (Web)"/>
     <w:basedOn w:val="1"/>
+    <w:qFormat/>
+    <w:uiPriority w:val="0"/>
+    <w:pPr>
+      <w:spacing w:before="0" w:beforeAutospacing="1" w:after="0" w:afterAutospacing="1"/>
+      <w:ind w:left="0" w:right="0"/>
+      <w:jc w:val="left"/>
+    </w:pPr>
+    <w:rPr>
+      <w:kern w:val="0"/>
+      <w:sz w:val="24"/>
+      <w:lang w:val="en-US" w:eastAsia="zh-CN" w:bidi="ar"/>
+    </w:rPr>
+  </w:style>
+  <w:style w:type="character" w:styleId="7">
+    <w:name w:val="Strong"/>
+    <w:basedOn w:val="6"/>
+    <w:qFormat/>
     <w:uiPriority w:val="0"/>
     <w:rPr>
-      <w:sz w:val="24"/>
+      <w:b/>
     </w:rPr>
   </w:style>
 </w:styles>
